--- a/docs/umowy/GastroFlowx-umowa-powierzenia.docx
+++ b/docs/umowy/GastroFlowx-umowa-powierzenia.docx
@@ -420,7 +420,7 @@
         <w:jc w:val="both"/>
       </w:pPr>
       <w:r>
-        <w:t xml:space="preserve">użytkownicy: imię i nazwisko, służbowy adres e-mail, rola, przydział licencji, preferencje, informacje o autorstwie wpisów, opiekunie kontaktu i udostępnieniach oraz dane techniczne logowania.</w:t>
+        <w:t xml:space="preserve">użytkownicy: imię i nazwisko, służbowy adres e-mail, rola, przydział licencji, preferencje, informacje o autorstwie wpisów, opiekunie kontaktu i udostępnieniach, identyfikatory wydarzeń utworzonych w Kalendarzu Google (przy włączonej synchronizacji) oraz dane techniczne: tokeny logowania (w postaci skrótu), data ostatniego użycia logowania i adres IP w dziennikach serwera.</w:t>
       </w:r>
     </w:p>
     <w:p>
@@ -831,7 +831,7 @@
         <w:jc w:val="both"/>
       </w:pPr>
       <w:r>
-        <w:t xml:space="preserve">Po zakończeniu Umowy głównej Podmiot przetwarzający, zgodnie z decyzją Administratora, zwraca dane (eksport w formacie CSV lub JSON) albo je usuwa, w terminie </w:t>
+        <w:t xml:space="preserve">Po zakończeniu Umowy głównej Podmiot przetwarzający, zgodnie z decyzją Administratora, zwraca dane (eksport w powszechnie używanym formacie elektronicznym, np. CSV lub JSON, przygotowany przez Podmiot przetwarzający) albo je usuwa, w terminie </w:t>
       </w:r>
       <w:r>
         <w:rPr>
@@ -1215,7 +1215,17 @@
         <w:jc w:val="both"/>
       </w:pPr>
       <w:r>
-        <w:t xml:space="preserve">Serwery w Polsce (UE); dzienniki serwera przechowywane do 14 dni; kopie zapasowe w ramach usługi hostingowej.</w:t>
+        <w:t xml:space="preserve">Serwery w Polsce (UE); dzienniki serwera przechowywane do 14 dni; kopie zapasowe w ramach usługi hostingowej </w:t>
+      </w:r>
+      <w:r>
+        <w:rPr>
+          <w:highlight w:val="yellow"/>
+          <w:highlightCs w:val="yellow"/>
+        </w:rPr>
+        <w:t xml:space="preserve">[potwierdź u dostawcy hostingu częstotliwość i okres przechowywania kopii, np. codziennie, 14 dni]</w:t>
+      </w:r>
+      <w:r>
+        <w:t xml:space="preserve">.</w:t>
       </w:r>
     </w:p>
     <w:p>
